--- a/docs/commercial/loop-pass-b2b/word/09-CONVENTION-ESSAI-PRE-COMMANDE.docx
+++ b/docs/commercial/loop-pass-b2b/word/09-CONVENTION-ESSAI-PRE-COMMANDE.docx
@@ -58,7 +58,7 @@
         <w:spacing w:line="240" w:lineRule="auto"/>
       </w:pPr>
       <w:r>
-        <w:t>[NOM PRÉNOM DU PORTEUR DE PROJET],</w:t>
+        <w:t>[NOM PRÉNOM DU SIGNATAIRE],</w:t>
       </w:r>
     </w:p>
     <w:p>
@@ -74,7 +74,16 @@
         <w:spacing w:line="240" w:lineRule="auto"/>
       </w:pPr>
       <w:r>
-        <w:t>WhatsApp : +224 626 68 06 06 · E-mail : contact@theloop-app.com,</w:t>
+        <w:t xml:space="preserve">agissant pour le compte de la marque </w:t>
+      </w:r>
+      <w:r>
+        <w:rPr>
+          <w:b/>
+        </w:rPr>
+        <w:t>AELY</w:t>
+      </w:r>
+      <w:r>
+        <w:t xml:space="preserve"> (https://aelygroup.com)</w:t>
       </w:r>
     </w:p>
     <w:p>
@@ -82,13 +91,13 @@
         <w:spacing w:line="240" w:lineRule="auto"/>
       </w:pPr>
       <w:r>
-        <w:t xml:space="preserve">agissant pour le compte du projet commercial </w:t>
+        <w:t xml:space="preserve">et du service </w:t>
       </w:r>
       <w:r>
         <w:rPr>
           <w:b/>
         </w:rPr>
-        <w:t>« THE LOOP Pass »</w:t>
+        <w:t>THE LOOP Pass</w:t>
       </w:r>
       <w:r>
         <w:t>,</w:t>
@@ -99,15 +108,34 @@
         <w:spacing w:line="240" w:lineRule="auto"/>
       </w:pPr>
       <w:r>
-        <w:t xml:space="preserve">en cours d’immatriculation sous la dénomination </w:t>
+        <w:t>WhatsApp : +224 626 68 06 06 · E-mail : contact@theloop-app.com · contact@aelygroup.com,</w:t>
+      </w:r>
+    </w:p>
+    <w:p>
+      <w:pPr>
+        <w:spacing w:line="240" w:lineRule="auto"/>
+      </w:pPr>
+      <w:r>
+        <w:t xml:space="preserve">société </w:t>
       </w:r>
       <w:r>
         <w:rPr>
           <w:b/>
         </w:rPr>
-        <w:t>[RAISON SOCIALE À CRÉER]</w:t>
+        <w:t>AELY</w:t>
       </w:r>
-      <w:r/>
+      <w:r>
+        <w:t xml:space="preserve"> en cours de finalisation d’immatriculation (RCCM / NIF — </w:t>
+      </w:r>
+      <w:r>
+        <w:rPr>
+          <w:b/>
+        </w:rPr>
+        <w:t>janvier 2027</w:t>
+      </w:r>
+      <w:r>
+        <w:t>),</w:t>
+      </w:r>
     </w:p>
     <w:p>
       <w:pPr>
@@ -996,10 +1024,19 @@
         <w:rPr>
           <w:b/>
         </w:rPr>
-        <w:t>[RAISON SOCIALE]</w:t>
+        <w:t>AELY</w:t>
       </w:r>
       <w:r>
-        <w:t xml:space="preserve"> dès immatriculation effective, ou, pour les règlements intervenus avant celle-ci, selon modalité indiquée par le Prestataire (reçu / facture de transition — </w:t>
+        <w:t xml:space="preserve"> (ou dénomination sociale immatriculée équivalente) dès </w:t>
+      </w:r>
+      <w:r>
+        <w:rPr>
+          <w:b/>
+        </w:rPr>
+        <w:t>RCCM / NIF</w:t>
+      </w:r>
+      <w:r>
+        <w:t xml:space="preserve"> disponibles, ou, pour les règlements intervenus avant celle-ci, selon modalité indiquée par le Prestataire (reçu / facture de transition — </w:t>
       </w:r>
       <w:r>
         <w:rPr>
@@ -1338,10 +1375,10 @@
         <w:rPr>
           <w:b/>
         </w:rPr>
-        <w:t>[RAISON SOCIALE]</w:t>
+        <w:t>AELY</w:t>
       </w:r>
       <w:r>
-        <w:t xml:space="preserve">, les droits et obligations pourront être </w:t>
+        <w:t xml:space="preserve"> (ou société dédiée portant la marque), les droits et obligations pourront être </w:t>
       </w:r>
       <w:r>
         <w:rPr>
@@ -1350,7 +1387,7 @@
         <w:t>repris</w:t>
       </w:r>
       <w:r>
-        <w:t xml:space="preserve"> par cette société, sans modification substantielle des conditions économiques, par </w:t>
+        <w:t xml:space="preserve"> par cette personne morale, sans modification substantielle des conditions économiques, par </w:t>
       </w:r>
       <w:r>
         <w:rPr>
